--- a/Volume 1/Chapter 01 - Development Environment/SPA_Vol1_Ch1_Lesson1_4_Go_Setup.docx
+++ b/Volume 1/Chapter 01 - Development Environment/SPA_Vol1_Ch1_Lesson1_4_Go_Setup.docx
@@ -1259,7 +1259,7 @@
         <w:keepNext/>
       </w:pPr>
       <w:r>
-        <w:t>New-Item -ItemType Directory -Force $HOME\spa | Out-Null</w:t>
+        <w:t>New-Item -ItemType Directory -Force "$HOME\spa" | Out-Null</w:t>
       </w:r>
     </w:p>
     <w:p>
@@ -1267,7 +1267,7 @@
         <w:pStyle w:val="CommandBlock"/>
       </w:pPr>
       <w:r>
-        <w:t>Set-Location $HOME\spa</w:t>
+        <w:t>Set-Location "$HOME\spa"</w:t>
       </w:r>
     </w:p>
     <w:p>
@@ -1317,7 +1317,7 @@
         <w:keepNext/>
       </w:pPr>
       <w:r>
-        <w:t>New-Item -ItemType Directory -Force .\lesson-1.4\go\basic | Out-Null</w:t>
+        <w:t>New-Item -ItemType Directory -Force "$HOME\spa\lesson-1.4\go\basic" | Out-Null</w:t>
       </w:r>
     </w:p>
     <w:p>
@@ -1326,7 +1326,7 @@
         <w:keepNext/>
       </w:pPr>
       <w:r>
-        <w:t>Set-Location .\lesson-1.4</w:t>
+        <w:t>Set-Location "$HOME\spa\lesson-1.4"</w:t>
       </w:r>
     </w:p>
     <w:p>
@@ -1347,7 +1347,7 @@
         <w:pStyle w:val="ListBullet"/>
       </w:pPr>
       <w:r>
-        <w:t>.\lesson-1.4\go\basic is a relative path: lesson-1.4 inside spa, go inside that, and basic inside go. New-Item makes all three folders in one step.</w:t>
+        <w:t>"$HOME\spa\lesson-1.4\go\basic" is lesson-1.4 inside spa, go inside that, and basic inside go. New-Item makes all three folders in one step. Each folder is a full path that starts with $HOME\spa, so the line makes the same folder from any folder you are in.</w:t>
       </w:r>
     </w:p>
     <w:p>
@@ -1355,7 +1355,7 @@
         <w:pStyle w:val="ListBullet"/>
       </w:pPr>
       <w:r>
-        <w:t>Set-Location .\lesson-1.4 moves into the lesson folder, and Get-Location prints it as a full path.</w:t>
+        <w:t>Set-Location "$HOME\spa\lesson-1.4" moves into the lesson folder, and Get-Location prints it as a full path.</w:t>
       </w:r>
     </w:p>
     <w:p>
@@ -1492,7 +1492,7 @@
         <w:keepNext/>
       </w:pPr>
       <w:r>
-        <w:t>mkdir -p ~/spa/lesson-1.4/go/basic</w:t>
+        <w:t>mkdir -p "$HOME/spa/lesson-1.4/go/basic"</w:t>
       </w:r>
     </w:p>
     <w:p>
@@ -1501,7 +1501,7 @@
         <w:keepNext/>
       </w:pPr>
       <w:r>
-        <w:t>cd ~/spa/lesson-1.4</w:t>
+        <w:t>cd "$HOME/spa/lesson-1.4"</w:t>
       </w:r>
     </w:p>
     <w:p>
@@ -1519,7 +1519,7 @@
     </w:p>
     <w:p>
       <w:r>
-        <w:t>Remember, ~ is your home folder and mkdir -p creates the folders, including any missing ones on the way. pwd prints your home folder followed by /spa/lesson-1.4.</w:t>
+        <w:t>Remember, $HOME is your home folder and mkdir -p creates the folders, including any missing ones on the way. pwd prints your home folder followed by /spa/lesson-1.4.</w:t>
       </w:r>
     </w:p>
     <w:p>
@@ -3492,31 +3492,31 @@
       </w:rPr>
     </w:lvl>
   </w:abstractNum>
-  <w:num w:numId="1" w16cid:durableId="755397341">
+  <w:num w:numId="1" w16cid:durableId="1171991581">
     <w:abstractNumId w:val="8"/>
   </w:num>
-  <w:num w:numId="2" w16cid:durableId="1122849513">
+  <w:num w:numId="2" w16cid:durableId="1780560788">
     <w:abstractNumId w:val="6"/>
   </w:num>
-  <w:num w:numId="3" w16cid:durableId="459105601">
+  <w:num w:numId="3" w16cid:durableId="853880802">
     <w:abstractNumId w:val="5"/>
   </w:num>
-  <w:num w:numId="4" w16cid:durableId="1457411675">
+  <w:num w:numId="4" w16cid:durableId="1117597930">
     <w:abstractNumId w:val="4"/>
   </w:num>
-  <w:num w:numId="5" w16cid:durableId="1695422049">
+  <w:num w:numId="5" w16cid:durableId="801457635">
     <w:abstractNumId w:val="7"/>
   </w:num>
-  <w:num w:numId="6" w16cid:durableId="590434643">
+  <w:num w:numId="6" w16cid:durableId="879710267">
     <w:abstractNumId w:val="3"/>
   </w:num>
-  <w:num w:numId="7" w16cid:durableId="1580216664">
+  <w:num w:numId="7" w16cid:durableId="564728273">
     <w:abstractNumId w:val="2"/>
   </w:num>
-  <w:num w:numId="8" w16cid:durableId="2006125338">
+  <w:num w:numId="8" w16cid:durableId="914514557">
     <w:abstractNumId w:val="1"/>
   </w:num>
-  <w:num w:numId="9" w16cid:durableId="1813523538">
+  <w:num w:numId="9" w16cid:durableId="1962953411">
     <w:abstractNumId w:val="0"/>
   </w:num>
 </w:numbering>

--- a/Volume 1/Chapter 01 - Development Environment/SPA_Vol1_Ch1_Lesson1_4_Go_Setup.docx
+++ b/Volume 1/Chapter 01 - Development Environment/SPA_Vol1_Ch1_Lesson1_4_Go_Setup.docx
@@ -444,6 +444,7 @@
         <w:pStyle w:val="ListBullet"/>
       </w:pPr>
       <w:r>
+        <w:lastRenderedPageBreak/>
         <w:t xml:space="preserve">If PowerShell says winget is not recognized, install or update App Installer: open Microsoft Store from the Start menu, search for App Installer, and choose Get (or Update, if it is already listed as installed). Then </w:t>
       </w:r>
       <w:r>
@@ -937,6 +938,7 @@
         <w:pStyle w:val="ListBullet"/>
       </w:pPr>
       <w:r>
+        <w:lastRenderedPageBreak/>
         <w:t>If PowerShell says go is not recognized, check that this window was opened after the install finished. If a new window still says the same, the installer did not finish: run the winget install from Step 2 again. If go is still not found after that, add its folder to PATH yourself with the lines below.</w:t>
       </w:r>
     </w:p>
@@ -3124,10 +3126,7 @@
     </w:p>
     <w:p>
       <w:r>
-        <w:t>Now start from the Step 7 build command and change two things: the output name, and the package at the end. The . means the package in the go folder; the basic folder inside it is the package .\basic, a relative path read inside the go folder (./basic on Linux and macOS). Then run .\go\basic-hello.exe. Its output must match the Required Challenge Output below: only the greeting, because this build uses the first program, not .\go\main.go with your Exercise line. On Linux or macOS, delete the file with rm ./</w:t>
-      </w:r>
-      <w:r>
-        <w:t>go/basic-hello and run ./go/basic-hello.</w:t>
+        <w:t>Now start from the Step 7 build command and change two things: the output name, and the package at the end. The . means the package in the go folder; the basic folder inside it is the package .\basic, a relative path read inside the go folder (./basic on Linux and macOS). Then run .\go\basic-hello.exe. Its output must match the Required Challenge Output below: only the greeting, because this build uses the first program, not .\go\main.go with your Exercise line. On Linux or macOS, delete the file with rm ./go/basic-hello and run ./go/basic-hello.</w:t>
       </w:r>
     </w:p>
     <w:p>
